--- a/离散数学/集合论与图论/集合论与图论（下）课后习题/第9讲测验.docx
+++ b/离散数学/集合论与图论/集合论与图论（下）课后习题/第9讲测验.docx
@@ -39,63 +39,7 @@
           <w:highlight w:val="yellow"/>
           <w:lang w:eastAsia="zh-CN"/>
         </w:rPr>
-        <w:t>p=</w:t>
-      </w:r>
-      <w:r>
-        <w:rPr>
-          <w:rFonts w:hint="eastAsia"/>
-          <w:highlight w:val="yellow"/>
-          <w:lang w:eastAsia="zh-CN"/>
-        </w:rPr>
-        <w:t>7</w:t>
-      </w:r>
-      <w:r>
-        <w:rPr>
-          <w:rFonts w:hint="eastAsia"/>
-          <w:highlight w:val="yellow"/>
-          <w:lang w:eastAsia="zh-CN"/>
-        </w:rPr>
-        <w:t xml:space="preserve"> q=</w:t>
-      </w:r>
-      <w:r>
-        <w:rPr>
-          <w:rFonts w:hint="eastAsia"/>
-          <w:highlight w:val="yellow"/>
-          <w:lang w:eastAsia="zh-CN"/>
-        </w:rPr>
-        <w:t>7</w:t>
-      </w:r>
-      <w:r>
-        <w:rPr>
-          <w:rFonts w:hint="eastAsia"/>
-          <w:highlight w:val="yellow"/>
-          <w:lang w:eastAsia="zh-CN"/>
-        </w:rPr>
-        <w:t>*</w:t>
-      </w:r>
-      <w:r>
-        <w:rPr>
-          <w:rFonts w:hint="eastAsia"/>
-          <w:highlight w:val="yellow"/>
-          <w:lang w:eastAsia="zh-CN"/>
-        </w:rPr>
-        <w:t>6</w:t>
-      </w:r>
-      <w:r>
-        <w:rPr>
-          <w:rFonts w:hint="eastAsia"/>
-          <w:highlight w:val="yellow"/>
-          <w:lang w:eastAsia="zh-CN"/>
-        </w:rPr>
-        <w:t>/2=</w:t>
-      </w:r>
-      <w:r>
-        <w:rPr>
-          <w:rFonts w:hint="eastAsia"/>
-          <w:highlight w:val="yellow"/>
-          <w:lang w:eastAsia="zh-CN"/>
-        </w:rPr>
-        <w:t xml:space="preserve">21 </w:t>
+        <w:t xml:space="preserve">p=7 q=7*6/2=21 </w:t>
       </w:r>
       <w:r>
         <w:rPr>
@@ -148,63 +92,7 @@
           <w:highlight w:val="yellow"/>
           <w:lang w:eastAsia="zh-CN"/>
         </w:rPr>
-        <w:t>p=</w:t>
-      </w:r>
-      <w:r>
-        <w:rPr>
-          <w:rFonts w:hint="eastAsia"/>
-          <w:highlight w:val="yellow"/>
-          <w:lang w:eastAsia="zh-CN"/>
-        </w:rPr>
-        <w:t>6</w:t>
-      </w:r>
-      <w:r>
-        <w:rPr>
-          <w:rFonts w:hint="eastAsia"/>
-          <w:highlight w:val="yellow"/>
-          <w:lang w:eastAsia="zh-CN"/>
-        </w:rPr>
-        <w:t xml:space="preserve"> q=</w:t>
-      </w:r>
-      <w:r>
-        <w:rPr>
-          <w:rFonts w:hint="eastAsia"/>
-          <w:highlight w:val="yellow"/>
-          <w:lang w:eastAsia="zh-CN"/>
-        </w:rPr>
-        <w:t>6</w:t>
-      </w:r>
-      <w:r>
-        <w:rPr>
-          <w:rFonts w:hint="eastAsia"/>
-          <w:highlight w:val="yellow"/>
-          <w:lang w:eastAsia="zh-CN"/>
-        </w:rPr>
-        <w:t>*</w:t>
-      </w:r>
-      <w:r>
-        <w:rPr>
-          <w:rFonts w:hint="eastAsia"/>
-          <w:highlight w:val="yellow"/>
-          <w:lang w:eastAsia="zh-CN"/>
-        </w:rPr>
-        <w:t>5</w:t>
-      </w:r>
-      <w:r>
-        <w:rPr>
-          <w:rFonts w:hint="eastAsia"/>
-          <w:highlight w:val="yellow"/>
-          <w:lang w:eastAsia="zh-CN"/>
-        </w:rPr>
-        <w:t>/2=1</w:t>
-      </w:r>
-      <w:r>
-        <w:rPr>
-          <w:rFonts w:hint="eastAsia"/>
-          <w:highlight w:val="yellow"/>
-          <w:lang w:eastAsia="zh-CN"/>
-        </w:rPr>
-        <w:t xml:space="preserve">5 </w:t>
+        <w:t xml:space="preserve">p=6 q=6*5/2=15 </w:t>
       </w:r>
       <w:r>
         <w:rPr>
@@ -219,15 +107,7 @@
           <w:highlight w:val="yellow"/>
           <w:lang w:eastAsia="zh-CN"/>
         </w:rPr>
-        <w:t>?</w:t>
-      </w:r>
-      <w:r>
-        <w:rPr>
-          <w:rFonts w:hint="eastAsia"/>
-          <w:highlight w:val="yellow"/>
-          <w:lang w:eastAsia="zh-CN"/>
-        </w:rPr>
-        <w:t xml:space="preserve"> </w:t>
+        <w:t xml:space="preserve">? </w:t>
       </w:r>
       <w:r>
         <w:rPr>
@@ -251,6 +131,7 @@
         <w:rPr>
           <w:rFonts w:hint="eastAsia"/>
           <w:highlight w:val="yellow"/>
+          <w:lang w:eastAsia="zh-CN"/>
         </w:rPr>
       </w:pPr>
       <w:r>
@@ -265,15 +146,7 @@
           <w:highlight w:val="yellow"/>
           <w:lang w:eastAsia="zh-CN"/>
         </w:rPr>
-        <w:t>p=5 q=5*4/2=10</w:t>
-      </w:r>
-      <w:r>
-        <w:rPr>
-          <w:rFonts w:hint="eastAsia"/>
-          <w:highlight w:val="yellow"/>
-          <w:lang w:eastAsia="zh-CN"/>
-        </w:rPr>
-        <w:t xml:space="preserve"> </w:t>
+        <w:t xml:space="preserve">p=5 q=5*4/2=10 </w:t>
       </w:r>
       <w:r>
         <w:rPr>
@@ -328,63 +201,7 @@
           <w:highlight w:val="yellow"/>
           <w:lang w:eastAsia="zh-CN"/>
         </w:rPr>
-        <w:t>p=</w:t>
-      </w:r>
-      <w:r>
-        <w:rPr>
-          <w:rFonts w:hint="eastAsia"/>
-          <w:highlight w:val="yellow"/>
-          <w:lang w:eastAsia="zh-CN"/>
-        </w:rPr>
-        <w:t>4</w:t>
-      </w:r>
-      <w:r>
-        <w:rPr>
-          <w:rFonts w:hint="eastAsia"/>
-          <w:highlight w:val="yellow"/>
-          <w:lang w:eastAsia="zh-CN"/>
-        </w:rPr>
-        <w:t xml:space="preserve"> q=</w:t>
-      </w:r>
-      <w:r>
-        <w:rPr>
-          <w:rFonts w:hint="eastAsia"/>
-          <w:highlight w:val="yellow"/>
-          <w:lang w:eastAsia="zh-CN"/>
-        </w:rPr>
-        <w:t>4</w:t>
-      </w:r>
-      <w:r>
-        <w:rPr>
-          <w:rFonts w:hint="eastAsia"/>
-          <w:highlight w:val="yellow"/>
-          <w:lang w:eastAsia="zh-CN"/>
-        </w:rPr>
-        <w:t>*</w:t>
-      </w:r>
-      <w:r>
-        <w:rPr>
-          <w:rFonts w:hint="eastAsia"/>
-          <w:highlight w:val="yellow"/>
-          <w:lang w:eastAsia="zh-CN"/>
-        </w:rPr>
-        <w:t>3</w:t>
-      </w:r>
-      <w:r>
-        <w:rPr>
-          <w:rFonts w:hint="eastAsia"/>
-          <w:highlight w:val="yellow"/>
-          <w:lang w:eastAsia="zh-CN"/>
-        </w:rPr>
-        <w:t>/2=</w:t>
-      </w:r>
-      <w:r>
-        <w:rPr>
-          <w:rFonts w:hint="eastAsia"/>
-          <w:highlight w:val="yellow"/>
-          <w:lang w:eastAsia="zh-CN"/>
-        </w:rPr>
-        <w:t xml:space="preserve">6  </w:t>
+        <w:t xml:space="preserve">p=4 q=4*3/2=6  </w:t>
       </w:r>
       <w:r>
         <w:rPr>
@@ -421,6 +238,7 @@
       <w:pPr>
         <w:spacing w:line="360" w:lineRule="auto"/>
         <w:rPr>
+          <w:rFonts w:hint="eastAsia"/>
           <w:highlight w:val="yellow"/>
           <w:lang w:eastAsia="zh-CN"/>
         </w:rPr>
@@ -482,6 +300,7 @@
       <w:pPr>
         <w:spacing w:line="360" w:lineRule="auto"/>
         <w:rPr>
+          <w:rFonts w:hint="eastAsia"/>
           <w:lang w:eastAsia="zh-CN"/>
         </w:rPr>
       </w:pPr>
@@ -582,7 +401,7 @@
                     <pic:cNvPicPr/>
                   </pic:nvPicPr>
                   <pic:blipFill>
-                    <a:blip r:embed="rId6"/>
+                    <a:blip r:embed="rId8"/>
                     <a:stretch>
                       <a:fillRect/>
                     </a:stretch>
@@ -614,22 +433,28 @@
         <w:spacing w:line="360" w:lineRule="auto"/>
         <w:rPr>
           <w:rFonts w:hint="eastAsia"/>
+          <w:lang w:eastAsia="zh-CN"/>
         </w:rPr>
       </w:pPr>
-      <w:proofErr w:type="spellStart"/>
       <w:r>
+        <w:rPr>
+          <w:lang w:eastAsia="zh-CN"/>
+        </w:rPr>
         <w:t>A,错误</w:t>
       </w:r>
-      <w:proofErr w:type="spellEnd"/>
     </w:p>
     <w:p>
       <w:pPr>
         <w:spacing w:line="360" w:lineRule="auto"/>
         <w:rPr>
           <w:rFonts w:hint="eastAsia"/>
+          <w:lang w:eastAsia="zh-CN"/>
         </w:rPr>
       </w:pPr>
       <w:r>
+        <w:rPr>
+          <w:lang w:eastAsia="zh-CN"/>
+        </w:rPr>
         <w:t>B,正确</w:t>
       </w:r>
     </w:p>
@@ -637,6 +462,7 @@
       <w:pPr>
         <w:spacing w:line="360" w:lineRule="auto"/>
         <w:rPr>
+          <w:rFonts w:hint="eastAsia"/>
           <w:lang w:eastAsia="zh-CN"/>
         </w:rPr>
       </w:pPr>
@@ -680,14 +506,7 @@
           <w:rFonts w:hint="eastAsia"/>
           <w:lang w:eastAsia="zh-CN"/>
         </w:rPr>
-        <w:t>?</w:t>
-      </w:r>
-      <w:r>
-        <w:rPr>
-          <w:rFonts w:hint="eastAsia"/>
-          <w:lang w:eastAsia="zh-CN"/>
-        </w:rPr>
-        <w:t xml:space="preserve"> 3*</w:t>
+        <w:t>? 3*</w:t>
       </w:r>
       <w:r>
         <w:rPr>
@@ -710,6 +529,7 @@
         </w:rPr>
         <w:t xml:space="preserve"> √ 且可以</w:t>
       </w:r>
+      <w:proofErr w:type="gramStart"/>
       <w:r>
         <w:rPr>
           <w:rFonts w:hint="eastAsia"/>
@@ -722,7 +542,15 @@
           <w:rFonts w:hint="eastAsia"/>
           <w:lang w:eastAsia="zh-CN"/>
         </w:rPr>
-        <w:t>脑补出平面的样子</w:t>
+        <w:t>脑补出</w:t>
+      </w:r>
+      <w:proofErr w:type="gramEnd"/>
+      <w:r>
+        <w:rPr>
+          <w:rFonts w:hint="eastAsia"/>
+          <w:lang w:eastAsia="zh-CN"/>
+        </w:rPr>
+        <w:t>平面的样子</w:t>
       </w:r>
     </w:p>
     <w:p>
@@ -763,7 +591,7 @@
                     <pic:cNvPicPr/>
                   </pic:nvPicPr>
                   <pic:blipFill>
-                    <a:blip r:embed="rId7"/>
+                    <a:blip r:embed="rId9"/>
                     <a:stretch>
                       <a:fillRect/>
                     </a:stretch>
@@ -799,14 +627,12 @@
           <w:highlight w:val="yellow"/>
         </w:rPr>
       </w:pPr>
-      <w:proofErr w:type="spellStart"/>
       <w:r>
         <w:rPr>
           <w:highlight w:val="yellow"/>
         </w:rPr>
         <w:t>A,错误</w:t>
       </w:r>
-      <w:proofErr w:type="spellEnd"/>
     </w:p>
     <w:p>
       <w:pPr>
@@ -832,7 +658,6 @@
           <w:lang w:eastAsia="zh-CN"/>
         </w:rPr>
       </w:pPr>
-      <w:proofErr w:type="spellStart"/>
       <w:r>
         <w:rPr>
           <w:highlight w:val="yellow"/>
@@ -847,116 +672,12 @@
         </w:rPr>
         <w:t>A</w:t>
       </w:r>
-      <w:proofErr w:type="spellEnd"/>
     </w:p>
     <w:p>
       <w:pPr>
         <w:spacing w:line="360" w:lineRule="auto"/>
         <w:rPr>
-          <w:highlight w:val="yellow"/>
-          <w:lang w:eastAsia="zh-CN"/>
-        </w:rPr>
-      </w:pPr>
-      <w:r>
-        <w:rPr>
           <w:rFonts w:hint="eastAsia"/>
-          <w:highlight w:val="yellow"/>
-          <w:lang w:eastAsia="zh-CN"/>
-        </w:rPr>
-        <w:t>(4*8+8*3)/2</w:t>
-      </w:r>
-      <w:r>
-        <w:rPr>
-          <w:rFonts w:hint="eastAsia"/>
-          <w:highlight w:val="yellow"/>
-          <w:lang w:eastAsia="zh-CN"/>
-        </w:rPr>
-        <w:t xml:space="preserve"> </w:t>
-      </w:r>
-      <w:r>
-        <w:rPr>
-          <w:highlight w:val="yellow"/>
-          <w:lang w:eastAsia="zh-CN"/>
-        </w:rPr>
-        <w:t>≤</w:t>
-      </w:r>
-      <w:r>
-        <w:rPr>
-          <w:rFonts w:hint="eastAsia"/>
-          <w:highlight w:val="yellow"/>
-          <w:lang w:eastAsia="zh-CN"/>
-        </w:rPr>
-        <w:t>? 3*</w:t>
-      </w:r>
-      <w:r>
-        <w:rPr>
-          <w:rFonts w:hint="eastAsia"/>
-          <w:highlight w:val="yellow"/>
-          <w:lang w:eastAsia="zh-CN"/>
-        </w:rPr>
-        <w:t>12</w:t>
-      </w:r>
-      <w:r>
-        <w:rPr>
-          <w:rFonts w:hint="eastAsia"/>
-          <w:highlight w:val="yellow"/>
-          <w:lang w:eastAsia="zh-CN"/>
-        </w:rPr>
-        <w:t xml:space="preserve">-6 </w:t>
-      </w:r>
-    </w:p>
-    <w:p>
-      <w:pPr>
-        <w:spacing w:line="360" w:lineRule="auto"/>
-        <w:rPr>
-          <w:highlight w:val="yellow"/>
-          <w:lang w:eastAsia="zh-CN"/>
-        </w:rPr>
-      </w:pPr>
-      <w:r>
-        <w:rPr>
-          <w:rFonts w:hint="eastAsia"/>
-          <w:highlight w:val="yellow"/>
-          <w:lang w:eastAsia="zh-CN"/>
-        </w:rPr>
-        <w:t xml:space="preserve">32 </w:t>
-      </w:r>
-      <w:r>
-        <w:rPr>
-          <w:rFonts w:hint="eastAsia"/>
-          <w:highlight w:val="yellow"/>
-          <w:lang w:eastAsia="zh-CN"/>
-        </w:rPr>
-        <w:t xml:space="preserve"> </w:t>
-      </w:r>
-      <w:r>
-        <w:rPr>
-          <w:highlight w:val="yellow"/>
-          <w:lang w:eastAsia="zh-CN"/>
-        </w:rPr>
-        <w:t>≤</w:t>
-      </w:r>
-      <w:r>
-        <w:rPr>
-          <w:rFonts w:hint="eastAsia"/>
-          <w:highlight w:val="yellow"/>
-          <w:lang w:eastAsia="zh-CN"/>
-        </w:rPr>
-        <w:t>?</w:t>
-      </w:r>
-      <w:r>
-        <w:rPr>
-          <w:rFonts w:hint="eastAsia"/>
-          <w:highlight w:val="yellow"/>
-          <w:lang w:eastAsia="zh-CN"/>
-        </w:rPr>
-        <w:t xml:space="preserve"> 30 × </w:t>
-      </w:r>
-    </w:p>
-    <w:p>
-      <w:pPr>
-        <w:spacing w:line="360" w:lineRule="auto"/>
-        <w:rPr>
           <w:highlight w:val="yellow"/>
           <w:lang w:eastAsia="zh-CN"/>
         </w:rPr>
@@ -982,39 +703,7 @@
           <w:highlight w:val="yellow"/>
           <w:lang w:eastAsia="zh-CN"/>
         </w:rPr>
-        <w:t xml:space="preserve">? </w:t>
-      </w:r>
-      <w:r>
-        <w:rPr>
-          <w:rFonts w:hint="eastAsia"/>
-          <w:highlight w:val="yellow"/>
-          <w:lang w:eastAsia="zh-CN"/>
-        </w:rPr>
-        <w:t>2</w:t>
-      </w:r>
-      <w:r>
-        <w:rPr>
-          <w:rFonts w:hint="eastAsia"/>
-          <w:highlight w:val="yellow"/>
-          <w:lang w:eastAsia="zh-CN"/>
-        </w:rPr>
-        <w:t>*12-</w:t>
-      </w:r>
-      <w:r>
-        <w:rPr>
-          <w:rFonts w:hint="eastAsia"/>
-          <w:highlight w:val="yellow"/>
-          <w:lang w:eastAsia="zh-CN"/>
-        </w:rPr>
-        <w:t>4</w:t>
-      </w:r>
-      <w:r>
-        <w:rPr>
-          <w:rFonts w:hint="eastAsia"/>
-          <w:highlight w:val="yellow"/>
-          <w:lang w:eastAsia="zh-CN"/>
-        </w:rPr>
-        <w:t xml:space="preserve"> </w:t>
+        <w:t xml:space="preserve">? 3*12-6 </w:t>
       </w:r>
     </w:p>
     <w:p>
@@ -1047,7 +736,32 @@
           <w:highlight w:val="yellow"/>
           <w:lang w:eastAsia="zh-CN"/>
         </w:rPr>
-        <w:t xml:space="preserve">? </w:t>
+        <w:t xml:space="preserve">? 30 × </w:t>
+      </w:r>
+    </w:p>
+    <w:p>
+      <w:pPr>
+        <w:spacing w:line="360" w:lineRule="auto"/>
+        <w:rPr>
+          <w:rFonts w:hint="eastAsia"/>
+          <w:highlight w:val="yellow"/>
+          <w:lang w:eastAsia="zh-CN"/>
+        </w:rPr>
+      </w:pPr>
+      <w:r>
+        <w:rPr>
+          <w:rFonts w:hint="eastAsia"/>
+          <w:highlight w:val="yellow"/>
+          <w:lang w:eastAsia="zh-CN"/>
+        </w:rPr>
+        <w:t xml:space="preserve">(4*8+8*3)/2 </w:t>
+      </w:r>
+      <w:r>
+        <w:rPr>
+          <w:highlight w:val="yellow"/>
+          <w:lang w:eastAsia="zh-CN"/>
+        </w:rPr>
+        <w:t>≤</w:t>
       </w:r>
       <w:r>
         <w:rPr>
@@ -1055,7 +769,32 @@
           <w:highlight w:val="yellow"/>
           <w:lang w:eastAsia="zh-CN"/>
         </w:rPr>
-        <w:t>20</w:t>
+        <w:t xml:space="preserve">? 2*12-4 </w:t>
+      </w:r>
+    </w:p>
+    <w:p>
+      <w:pPr>
+        <w:spacing w:line="360" w:lineRule="auto"/>
+        <w:rPr>
+          <w:rFonts w:hint="eastAsia"/>
+          <w:highlight w:val="yellow"/>
+          <w:lang w:eastAsia="zh-CN"/>
+        </w:rPr>
+      </w:pPr>
+      <w:r>
+        <w:rPr>
+          <w:rFonts w:hint="eastAsia"/>
+          <w:highlight w:val="yellow"/>
+          <w:lang w:eastAsia="zh-CN"/>
+        </w:rPr>
+        <w:t xml:space="preserve">32  </w:t>
+      </w:r>
+      <w:r>
+        <w:rPr>
+          <w:highlight w:val="yellow"/>
+          <w:lang w:eastAsia="zh-CN"/>
+        </w:rPr>
+        <w:t>≤</w:t>
       </w:r>
       <w:r>
         <w:rPr>
@@ -1063,13 +802,14 @@
           <w:highlight w:val="yellow"/>
           <w:lang w:eastAsia="zh-CN"/>
         </w:rPr>
-        <w:t xml:space="preserve"> × </w:t>
+        <w:t xml:space="preserve">? 20 × </w:t>
       </w:r>
     </w:p>
     <w:p>
       <w:pPr>
         <w:spacing w:line="360" w:lineRule="auto"/>
         <w:rPr>
+          <w:rFonts w:hint="eastAsia"/>
           <w:lang w:eastAsia="zh-CN"/>
         </w:rPr>
       </w:pPr>
@@ -1096,9 +836,13 @@
         <w:spacing w:line="360" w:lineRule="auto"/>
         <w:rPr>
           <w:rFonts w:hint="eastAsia"/>
+          <w:lang w:eastAsia="zh-CN"/>
         </w:rPr>
       </w:pPr>
       <w:r>
+        <w:rPr>
+          <w:lang w:eastAsia="zh-CN"/>
+        </w:rPr>
         <w:t>4,图</w:t>
       </w:r>
       <w:r>
@@ -1121,7 +865,7 @@
                     <pic:cNvPicPr/>
                   </pic:nvPicPr>
                   <pic:blipFill>
-                    <a:blip r:embed="rId8"/>
+                    <a:blip r:embed="rId10"/>
                     <a:stretch>
                       <a:fillRect/>
                     </a:stretch>
@@ -1141,13 +885,11 @@
           </wp:inline>
         </w:drawing>
       </w:r>
-      <w:proofErr w:type="spellStart"/>
       <w:r>
-        <w:t>是可平面图</w:t>
-      </w:r>
-      <w:proofErr w:type="spellEnd"/>
-      <w:r>
-        <w:t>。</w:t>
+        <w:rPr>
+          <w:lang w:eastAsia="zh-CN"/>
+        </w:rPr>
+        <w:t>是可平面图。</w:t>
       </w:r>
     </w:p>
     <w:p>
@@ -1155,9 +897,13 @@
         <w:spacing w:line="360" w:lineRule="auto"/>
         <w:rPr>
           <w:rFonts w:hint="eastAsia"/>
+          <w:lang w:eastAsia="zh-CN"/>
         </w:rPr>
       </w:pPr>
       <w:r>
+        <w:rPr>
+          <w:lang w:eastAsia="zh-CN"/>
+        </w:rPr>
         <w:t>A,正确</w:t>
       </w:r>
     </w:p>
@@ -1166,9 +912,13 @@
         <w:spacing w:line="360" w:lineRule="auto"/>
         <w:rPr>
           <w:rFonts w:hint="eastAsia"/>
+          <w:lang w:eastAsia="zh-CN"/>
         </w:rPr>
       </w:pPr>
       <w:r>
+        <w:rPr>
+          <w:lang w:eastAsia="zh-CN"/>
+        </w:rPr>
         <w:t>B,错误</w:t>
       </w:r>
     </w:p>
@@ -1180,8 +930,10 @@
           <w:lang w:eastAsia="zh-CN"/>
         </w:rPr>
       </w:pPr>
-      <w:proofErr w:type="spellStart"/>
       <w:r>
+        <w:rPr>
+          <w:lang w:eastAsia="zh-CN"/>
+        </w:rPr>
         <w:t>答案:</w:t>
       </w:r>
       <w:r>
@@ -1191,13 +943,13 @@
         </w:rPr>
         <w:t>B</w:t>
       </w:r>
-      <w:proofErr w:type="spellEnd"/>
     </w:p>
     <w:p>
       <w:pPr>
         <w:spacing w:line="360" w:lineRule="auto"/>
         <w:rPr>
           <w:rFonts w:hint="eastAsia"/>
+          <w:lang w:eastAsia="zh-CN"/>
         </w:rPr>
       </w:pPr>
     </w:p>
@@ -1206,9 +958,13 @@
         <w:spacing w:line="360" w:lineRule="auto"/>
         <w:rPr>
           <w:rFonts w:hint="eastAsia"/>
+          <w:lang w:eastAsia="zh-CN"/>
         </w:rPr>
       </w:pPr>
       <w:r>
+        <w:rPr>
+          <w:lang w:eastAsia="zh-CN"/>
+        </w:rPr>
         <w:t>5,图</w:t>
       </w:r>
       <w:r>
@@ -1231,7 +987,7 @@
                     <pic:cNvPicPr/>
                   </pic:nvPicPr>
                   <pic:blipFill>
-                    <a:blip r:embed="rId9"/>
+                    <a:blip r:embed="rId11"/>
                     <a:stretch>
                       <a:fillRect/>
                     </a:stretch>
@@ -1252,6 +1008,9 @@
         </w:drawing>
       </w:r>
       <w:r>
+        <w:rPr>
+          <w:lang w:eastAsia="zh-CN"/>
+        </w:rPr>
         <w:t>是可平面图。</w:t>
       </w:r>
     </w:p>
@@ -1281,11 +1040,9 @@
       <w:pPr>
         <w:spacing w:line="360" w:lineRule="auto"/>
         <w:rPr>
-          <w:rFonts w:hint="eastAsia"/>
           <w:lang w:eastAsia="zh-CN"/>
         </w:rPr>
       </w:pPr>
-      <w:proofErr w:type="spellStart"/>
       <w:r>
         <w:t>答案:</w:t>
       </w:r>
@@ -1296,7 +1053,63 @@
         </w:rPr>
         <w:t>A</w:t>
       </w:r>
-      <w:proofErr w:type="spellEnd"/>
+    </w:p>
+    <w:p>
+      <w:pPr>
+        <w:spacing w:line="360" w:lineRule="auto"/>
+        <w:rPr>
+          <w:lang w:eastAsia="zh-CN"/>
+        </w:rPr>
+      </w:pPr>
+    </w:p>
+    <w:p>
+      <w:pPr>
+        <w:spacing w:line="360" w:lineRule="auto"/>
+        <w:rPr>
+          <w:rFonts w:hint="eastAsia"/>
+          <w:lang w:eastAsia="zh-CN"/>
+        </w:rPr>
+      </w:pPr>
+      <w:r>
+        <w:rPr>
+          <w:lang w:eastAsia="zh-CN"/>
+        </w:rPr>
+        <w:drawing>
+          <wp:inline distT="0" distB="0" distL="0" distR="0" wp14:anchorId="6D60832E" wp14:editId="651D66C9">
+            <wp:extent cx="5486400" cy="3522345"/>
+            <wp:effectExtent l="0" t="0" r="0" b="1905"/>
+            <wp:docPr id="948918619" name="图片 1"/>
+            <wp:cNvGraphicFramePr>
+              <a:graphicFrameLocks xmlns:a="http://schemas.openxmlformats.org/drawingml/2006/main" noChangeAspect="1"/>
+            </wp:cNvGraphicFramePr>
+            <a:graphic xmlns:a="http://schemas.openxmlformats.org/drawingml/2006/main">
+              <a:graphicData uri="http://schemas.openxmlformats.org/drawingml/2006/picture">
+                <pic:pic xmlns:pic="http://schemas.openxmlformats.org/drawingml/2006/picture">
+                  <pic:nvPicPr>
+                    <pic:cNvPr id="948918619" name=""/>
+                    <pic:cNvPicPr/>
+                  </pic:nvPicPr>
+                  <pic:blipFill>
+                    <a:blip r:embed="rId12"/>
+                    <a:stretch>
+                      <a:fillRect/>
+                    </a:stretch>
+                  </pic:blipFill>
+                  <pic:spPr>
+                    <a:xfrm>
+                      <a:off x="0" y="0"/>
+                      <a:ext cx="5486400" cy="3522345"/>
+                    </a:xfrm>
+                    <a:prstGeom prst="rect">
+                      <a:avLst/>
+                    </a:prstGeom>
+                  </pic:spPr>
+                </pic:pic>
+              </a:graphicData>
+            </a:graphic>
+          </wp:inline>
+        </w:drawing>
+      </w:r>
     </w:p>
     <w:sectPr>
       <w:pgSz w:w="12240" w:h="15840"/>
@@ -1306,6 +1119,68 @@
     </w:sectPr>
   </w:body>
 </w:document>
+</file>
+
+<file path=word/endnotes.xml><?xml version="1.0" encoding="utf-8"?>
+<w:endnotes xmlns:wpc="http://schemas.microsoft.com/office/word/2010/wordprocessingCanvas" xmlns:cx="http://schemas.microsoft.com/office/drawing/2014/chartex" xmlns:cx1="http://schemas.microsoft.com/office/drawing/2015/9/8/chartex" xmlns:cx2="http://schemas.microsoft.com/office/drawing/2015/10/21/chartex" xmlns:cx3="http://schemas.microsoft.com/office/drawing/2016/5/9/chartex" xmlns:cx4="http://schemas.microsoft.com/office/drawing/2016/5/10/chartex" xmlns:cx5="http://schemas.microsoft.com/office/drawing/2016/5/11/chartex" xmlns:cx6="http://schemas.microsoft.com/office/drawing/2016/5/12/chartex" xmlns:cx7="http://schemas.microsoft.com/office/drawing/2016/5/13/chartex" xmlns:cx8="http://schemas.microsoft.com/office/drawing/2016/5/14/chartex" xmlns:mc="http://schemas.openxmlformats.org/markup-compatibility/2006" xmlns:aink="http://schemas.microsoft.com/office/drawing/2016/ink" xmlns:am3d="http://schemas.microsoft.com/office/drawing/2017/model3d" xmlns:o="urn:schemas-microsoft-com:office:office" xmlns:oel="http://schemas.microsoft.com/office/2019/extlst" xmlns:r="http://schemas.openxmlformats.org/officeDocument/2006/relationships" xmlns:m="http://schemas.openxmlformats.org/officeDocument/2006/math" xmlns:v="urn:schemas-microsoft-com:vml" xmlns:wp14="http://schemas.microsoft.com/office/word/2010/wordprocessingDrawing" xmlns:wp="http://schemas.openxmlformats.org/drawingml/2006/wordprocessingDrawing" xmlns:w10="urn:schemas-microsoft-com:office:word" xmlns:w="http://schemas.openxmlformats.org/wordprocessingml/2006/main" xmlns:w14="http://schemas.microsoft.com/office/word/2010/wordml" xmlns:w15="http://schemas.microsoft.com/office/word/2012/wordml" xmlns:w16cex="http://schemas.microsoft.com/office/word/2018/wordml/cex" xmlns:w16cid="http://schemas.microsoft.com/office/word/2016/wordml/cid" xmlns:w16="http://schemas.microsoft.com/office/word/2018/wordml" xmlns:w16du="http://schemas.microsoft.com/office/word/2023/wordml/word16du" xmlns:w16sdtdh="http://schemas.microsoft.com/office/word/2020/wordml/sdtdatahash" xmlns:w16sdtfl="http://schemas.microsoft.com/office/word/2024/wordml/sdtformatlock" xmlns:w16se="http://schemas.microsoft.com/office/word/2015/wordml/symex" xmlns:wpg="http://schemas.microsoft.com/office/word/2010/wordprocessingGroup" xmlns:wpi="http://schemas.microsoft.com/office/word/2010/wordprocessingInk" xmlns:wne="http://schemas.microsoft.com/office/word/2006/wordml" xmlns:wps="http://schemas.microsoft.com/office/word/2010/wordprocessingShape" mc:Ignorable="w14 w15 w16se w16cid w16 w16cex w16sdtdh w16sdtfl w16du wp14">
+  <w:endnote w:type="separator" w:id="-1">
+    <w:p>
+      <w:pPr>
+        <w:spacing w:after="0" w:line="240" w:lineRule="auto"/>
+        <w:rPr>
+          <w:rFonts w:hint="eastAsia"/>
+        </w:rPr>
+      </w:pPr>
+      <w:r>
+        <w:separator/>
+      </w:r>
+    </w:p>
+  </w:endnote>
+  <w:endnote w:type="continuationSeparator" w:id="0">
+    <w:p>
+      <w:pPr>
+        <w:spacing w:after="0" w:line="240" w:lineRule="auto"/>
+        <w:rPr>
+          <w:rFonts w:hint="eastAsia"/>
+        </w:rPr>
+      </w:pPr>
+      <w:r>
+        <w:continuationSeparator/>
+      </w:r>
+    </w:p>
+  </w:endnote>
+</w:endnotes>
+</file>
+
+<file path=word/footnotes.xml><?xml version="1.0" encoding="utf-8"?>
+<w:footnotes xmlns:wpc="http://schemas.microsoft.com/office/word/2010/wordprocessingCanvas" xmlns:cx="http://schemas.microsoft.com/office/drawing/2014/chartex" xmlns:cx1="http://schemas.microsoft.com/office/drawing/2015/9/8/chartex" xmlns:cx2="http://schemas.microsoft.com/office/drawing/2015/10/21/chartex" xmlns:cx3="http://schemas.microsoft.com/office/drawing/2016/5/9/chartex" xmlns:cx4="http://schemas.microsoft.com/office/drawing/2016/5/10/chartex" xmlns:cx5="http://schemas.microsoft.com/office/drawing/2016/5/11/chartex" xmlns:cx6="http://schemas.microsoft.com/office/drawing/2016/5/12/chartex" xmlns:cx7="http://schemas.microsoft.com/office/drawing/2016/5/13/chartex" xmlns:cx8="http://schemas.microsoft.com/office/drawing/2016/5/14/chartex" xmlns:mc="http://schemas.openxmlformats.org/markup-compatibility/2006" xmlns:aink="http://schemas.microsoft.com/office/drawing/2016/ink" xmlns:am3d="http://schemas.microsoft.com/office/drawing/2017/model3d" xmlns:o="urn:schemas-microsoft-com:office:office" xmlns:oel="http://schemas.microsoft.com/office/2019/extlst" xmlns:r="http://schemas.openxmlformats.org/officeDocument/2006/relationships" xmlns:m="http://schemas.openxmlformats.org/officeDocument/2006/math" xmlns:v="urn:schemas-microsoft-com:vml" xmlns:wp14="http://schemas.microsoft.com/office/word/2010/wordprocessingDrawing" xmlns:wp="http://schemas.openxmlformats.org/drawingml/2006/wordprocessingDrawing" xmlns:w10="urn:schemas-microsoft-com:office:word" xmlns:w="http://schemas.openxmlformats.org/wordprocessingml/2006/main" xmlns:w14="http://schemas.microsoft.com/office/word/2010/wordml" xmlns:w15="http://schemas.microsoft.com/office/word/2012/wordml" xmlns:w16cex="http://schemas.microsoft.com/office/word/2018/wordml/cex" xmlns:w16cid="http://schemas.microsoft.com/office/word/2016/wordml/cid" xmlns:w16="http://schemas.microsoft.com/office/word/2018/wordml" xmlns:w16du="http://schemas.microsoft.com/office/word/2023/wordml/word16du" xmlns:w16sdtdh="http://schemas.microsoft.com/office/word/2020/wordml/sdtdatahash" xmlns:w16sdtfl="http://schemas.microsoft.com/office/word/2024/wordml/sdtformatlock" xmlns:w16se="http://schemas.microsoft.com/office/word/2015/wordml/symex" xmlns:wpg="http://schemas.microsoft.com/office/word/2010/wordprocessingGroup" xmlns:wpi="http://schemas.microsoft.com/office/word/2010/wordprocessingInk" xmlns:wne="http://schemas.microsoft.com/office/word/2006/wordml" xmlns:wps="http://schemas.microsoft.com/office/word/2010/wordprocessingShape" mc:Ignorable="w14 w15 w16se w16cid w16 w16cex w16sdtdh w16sdtfl w16du wp14">
+  <w:footnote w:type="separator" w:id="-1">
+    <w:p>
+      <w:pPr>
+        <w:spacing w:after="0" w:line="240" w:lineRule="auto"/>
+        <w:rPr>
+          <w:rFonts w:hint="eastAsia"/>
+        </w:rPr>
+      </w:pPr>
+      <w:r>
+        <w:separator/>
+      </w:r>
+    </w:p>
+  </w:footnote>
+  <w:footnote w:type="continuationSeparator" w:id="0">
+    <w:p>
+      <w:pPr>
+        <w:spacing w:after="0" w:line="240" w:lineRule="auto"/>
+        <w:rPr>
+          <w:rFonts w:hint="eastAsia"/>
+        </w:rPr>
+      </w:pPr>
+      <w:r>
+        <w:continuationSeparator/>
+      </w:r>
+    </w:p>
+  </w:footnote>
+</w:footnotes>
 </file>
 
 <file path=word/numbering.xml><?xml version="1.0" encoding="utf-8"?>
@@ -2118,6 +1993,7 @@
   <w:style w:type="character" w:default="1" w:styleId="a2">
     <w:name w:val="Default Paragraph Font"/>
     <w:uiPriority w:val="1"/>
+    <w:semiHidden/>
     <w:unhideWhenUsed/>
   </w:style>
   <w:style w:type="table" w:default="1" w:styleId="a3">

--- a/离散数学/集合论与图论/集合论与图论（下）课后习题/第9讲测验.docx
+++ b/离散数学/集合论与图论/集合论与图论（下）课后习题/第9讲测验.docx
@@ -295,6 +295,46 @@
         </w:rPr>
         <w:t>）</w:t>
       </w:r>
+      <w:r>
+        <w:rPr>
+          <w:lang w:eastAsia="zh-CN"/>
+        </w:rPr>
+        <w:drawing>
+          <wp:inline distT="0" distB="0" distL="0" distR="0" wp14:anchorId="4849D8B4" wp14:editId="7F39B0D5">
+            <wp:extent cx="5486400" cy="2055495"/>
+            <wp:effectExtent l="0" t="0" r="0" b="1905"/>
+            <wp:docPr id="1932126551" name="图片 1"/>
+            <wp:cNvGraphicFramePr>
+              <a:graphicFrameLocks xmlns:a="http://schemas.openxmlformats.org/drawingml/2006/main" noChangeAspect="1"/>
+            </wp:cNvGraphicFramePr>
+            <a:graphic xmlns:a="http://schemas.openxmlformats.org/drawingml/2006/main">
+              <a:graphicData uri="http://schemas.openxmlformats.org/drawingml/2006/picture">
+                <pic:pic xmlns:pic="http://schemas.openxmlformats.org/drawingml/2006/picture">
+                  <pic:nvPicPr>
+                    <pic:cNvPr id="1932126551" name=""/>
+                    <pic:cNvPicPr/>
+                  </pic:nvPicPr>
+                  <pic:blipFill>
+                    <a:blip r:embed="rId8"/>
+                    <a:stretch>
+                      <a:fillRect/>
+                    </a:stretch>
+                  </pic:blipFill>
+                  <pic:spPr>
+                    <a:xfrm>
+                      <a:off x="0" y="0"/>
+                      <a:ext cx="5486400" cy="2055495"/>
+                    </a:xfrm>
+                    <a:prstGeom prst="rect">
+                      <a:avLst/>
+                    </a:prstGeom>
+                  </pic:spPr>
+                </pic:pic>
+              </a:graphicData>
+            </a:graphic>
+          </wp:inline>
+        </w:drawing>
+      </w:r>
     </w:p>
     <w:p>
       <w:pPr>
@@ -401,7 +441,7 @@
                     <pic:cNvPicPr/>
                   </pic:nvPicPr>
                   <pic:blipFill>
-                    <a:blip r:embed="rId8"/>
+                    <a:blip r:embed="rId9"/>
                     <a:stretch>
                       <a:fillRect/>
                     </a:stretch>
@@ -455,6 +495,7 @@
         <w:rPr>
           <w:lang w:eastAsia="zh-CN"/>
         </w:rPr>
+        <w:lastRenderedPageBreak/>
         <w:t>B,正确</w:t>
       </w:r>
     </w:p>
@@ -567,7 +608,6 @@
           <w:highlight w:val="yellow"/>
           <w:lang w:eastAsia="zh-CN"/>
         </w:rPr>
-        <w:lastRenderedPageBreak/>
         <w:t>3,图</w:t>
       </w:r>
       <w:r>
@@ -591,7 +631,7 @@
                     <pic:cNvPicPr/>
                   </pic:nvPicPr>
                   <pic:blipFill>
-                    <a:blip r:embed="rId9"/>
+                    <a:blip r:embed="rId10"/>
                     <a:stretch>
                       <a:fillRect/>
                     </a:stretch>
@@ -627,12 +667,14 @@
           <w:highlight w:val="yellow"/>
         </w:rPr>
       </w:pPr>
+      <w:proofErr w:type="spellStart"/>
       <w:r>
         <w:rPr>
           <w:highlight w:val="yellow"/>
         </w:rPr>
         <w:t>A,错误</w:t>
       </w:r>
+      <w:proofErr w:type="spellEnd"/>
     </w:p>
     <w:p>
       <w:pPr>
@@ -642,12 +684,14 @@
           <w:highlight w:val="yellow"/>
         </w:rPr>
       </w:pPr>
+      <w:proofErr w:type="spellStart"/>
       <w:r>
         <w:rPr>
           <w:highlight w:val="yellow"/>
         </w:rPr>
         <w:t>B,正确</w:t>
       </w:r>
+      <w:proofErr w:type="spellEnd"/>
     </w:p>
     <w:p>
       <w:pPr>
@@ -658,6 +702,7 @@
           <w:lang w:eastAsia="zh-CN"/>
         </w:rPr>
       </w:pPr>
+      <w:proofErr w:type="spellStart"/>
       <w:r>
         <w:rPr>
           <w:highlight w:val="yellow"/>
@@ -672,6 +717,7 @@
         </w:rPr>
         <w:t>A</w:t>
       </w:r>
+      <w:proofErr w:type="spellEnd"/>
     </w:p>
     <w:p>
       <w:pPr>
@@ -865,7 +911,7 @@
                     <pic:cNvPicPr/>
                   </pic:nvPicPr>
                   <pic:blipFill>
-                    <a:blip r:embed="rId10"/>
+                    <a:blip r:embed="rId11"/>
                     <a:stretch>
                       <a:fillRect/>
                     </a:stretch>
@@ -904,6 +950,7 @@
         <w:rPr>
           <w:lang w:eastAsia="zh-CN"/>
         </w:rPr>
+        <w:lastRenderedPageBreak/>
         <w:t>A,正确</w:t>
       </w:r>
     </w:p>
@@ -987,7 +1034,7 @@
                     <pic:cNvPicPr/>
                   </pic:nvPicPr>
                   <pic:blipFill>
-                    <a:blip r:embed="rId11"/>
+                    <a:blip r:embed="rId12"/>
                     <a:stretch>
                       <a:fillRect/>
                     </a:stretch>
@@ -1021,9 +1068,11 @@
           <w:rFonts w:hint="eastAsia"/>
         </w:rPr>
       </w:pPr>
+      <w:proofErr w:type="spellStart"/>
       <w:r>
         <w:t>A,正确</w:t>
       </w:r>
+      <w:proofErr w:type="spellEnd"/>
     </w:p>
     <w:p>
       <w:pPr>
@@ -1032,17 +1081,21 @@
           <w:rFonts w:hint="eastAsia"/>
         </w:rPr>
       </w:pPr>
+      <w:proofErr w:type="spellStart"/>
       <w:r>
         <w:t>B,错误</w:t>
       </w:r>
+      <w:proofErr w:type="spellEnd"/>
     </w:p>
     <w:p>
       <w:pPr>
         <w:spacing w:line="360" w:lineRule="auto"/>
         <w:rPr>
+          <w:rFonts w:hint="eastAsia"/>
           <w:lang w:eastAsia="zh-CN"/>
         </w:rPr>
       </w:pPr>
+      <w:proofErr w:type="spellStart"/>
       <w:r>
         <w:t>答案:</w:t>
       </w:r>
@@ -1053,14 +1106,7 @@
         </w:rPr>
         <w:t>A</w:t>
       </w:r>
-    </w:p>
-    <w:p>
-      <w:pPr>
-        <w:spacing w:line="360" w:lineRule="auto"/>
-        <w:rPr>
-          <w:lang w:eastAsia="zh-CN"/>
-        </w:rPr>
-      </w:pPr>
+      <w:proofErr w:type="spellEnd"/>
     </w:p>
     <w:p>
       <w:pPr>
@@ -1070,10 +1116,30 @@
           <w:lang w:eastAsia="zh-CN"/>
         </w:rPr>
       </w:pPr>
+    </w:p>
+    <w:p>
+      <w:pPr>
+        <w:spacing w:line="360" w:lineRule="auto"/>
+        <w:rPr>
+          <w:b/>
+          <w:bCs/>
+          <w:sz w:val="24"/>
+          <w:szCs w:val="24"/>
+          <w:highlight w:val="yellow"/>
+          <w:lang w:eastAsia="zh-CN"/>
+        </w:rPr>
+      </w:pPr>
       <w:r>
         <w:rPr>
+          <w:b/>
+          <w:bCs/>
+          <w:noProof/>
+          <w:sz w:val="24"/>
+          <w:szCs w:val="24"/>
+          <w:highlight w:val="yellow"/>
           <w:lang w:eastAsia="zh-CN"/>
         </w:rPr>
+        <w:lastRenderedPageBreak/>
         <w:drawing>
           <wp:inline distT="0" distB="0" distL="0" distR="0" wp14:anchorId="6D60832E" wp14:editId="651D66C9">
             <wp:extent cx="5486400" cy="3522345"/>
@@ -1090,7 +1156,7 @@
                     <pic:cNvPicPr/>
                   </pic:nvPicPr>
                   <pic:blipFill>
-                    <a:blip r:embed="rId12"/>
+                    <a:blip r:embed="rId13"/>
                     <a:stretch>
                       <a:fillRect/>
                     </a:stretch>
@@ -1109,6 +1175,33 @@
             </a:graphic>
           </wp:inline>
         </w:drawing>
+      </w:r>
+    </w:p>
+    <w:p>
+      <w:pPr>
+        <w:spacing w:line="360" w:lineRule="auto"/>
+        <w:rPr>
+          <w:rFonts w:hint="eastAsia"/>
+          <w:b/>
+          <w:bCs/>
+          <w:sz w:val="24"/>
+          <w:szCs w:val="24"/>
+          <w:u w:val="single"/>
+          <w:lang w:eastAsia="zh-CN"/>
+        </w:rPr>
+      </w:pPr>
+      <w:r>
+        <w:rPr>
+          <w:rFonts w:hint="eastAsia"/>
+          <w:b/>
+          <w:bCs/>
+          <w:sz w:val="24"/>
+          <w:szCs w:val="24"/>
+          <w:highlight w:val="yellow"/>
+          <w:u w:val="single"/>
+          <w:lang w:eastAsia="zh-CN"/>
+        </w:rPr>
+        <w:t>加上“无三角形”（这算一个限制条件）的使用2p-4</w:t>
       </w:r>
     </w:p>
     <w:sectPr>
